--- a/docs/corrected-documents/사용자_인터페이스_설계서_수정본.docx
+++ b/docs/corrected-documents/사용자_인터페이스_설계서_수정본.docx
@@ -310,7 +310,7 @@
           </w:tcPr>
           <w:p>
             <w:r>
-              <w:t>민원 원문 입력, 채널/위치/API Key 입력, Agent Loop 진행 표시, 결과 패널</w:t>
+              <w:t>비식별 민원 접수, 채널·위치 확인, 작업 상태, 근거·검증·사람 결정 패널</w:t>
             </w:r>
           </w:p>
         </w:tc>
@@ -544,7 +544,7 @@
           </w:tcPr>
           <w:p>
             <w:r>
-              <w:t>민원 분석 Agent Loop 결과 화면</w:t>
+              <w:t>근거 검증형 민원 검토 작업 공간</w:t>
             </w:r>
           </w:p>
         </w:tc>
@@ -1410,7 +1410,7 @@
           </w:tcPr>
           <w:p>
             <w:r>
-              <w:t>API Key</w:t>
+              <w:t>세션 로그인 및 CSRF</w:t>
             </w:r>
           </w:p>
         </w:tc>
@@ -2368,7 +2368,7 @@
     <w:p/>
     <w:p>
       <w:r>
-        <w:t>초안 수정 PUT /draft와 첨부파일 API는 현재 대시보드 편집 UI가 아니라 Swagger/API 통합시험 범위이다.</w:t>
+        <w:t>첨부·위치 확인·검토·승인·수동 완료 변경 API는 역할, Idempotency-Key, If-Match를 요구한다.</w:t>
       </w:r>
     </w:p>
     <w:p>
